--- a/Group0_1LibraryDW/05_Analytics_Package/querie_results.docx
+++ b/Group0_1LibraryDW/05_Analytics_Package/querie_results.docx
@@ -33,6 +33,9 @@
     </w:p>
     <w:p>
       <w:r>
+        <w:rPr>
+          <w:noProof/>
+        </w:rPr>
         <w:drawing>
           <wp:inline distT="0" distB="0" distL="0" distR="0" wp14:anchorId="142A9199" wp14:editId="0C6A13B7">
             <wp:extent cx="6121400" cy="2687320"/>
@@ -89,6 +92,9 @@
     </w:p>
     <w:p>
       <w:r>
+        <w:rPr>
+          <w:noProof/>
+        </w:rPr>
         <w:drawing>
           <wp:inline distT="0" distB="0" distL="0" distR="0" wp14:anchorId="245666BA" wp14:editId="78562728">
             <wp:extent cx="6146800" cy="2006600"/>
@@ -145,6 +151,9 @@
     </w:p>
     <w:p>
       <w:r>
+        <w:rPr>
+          <w:noProof/>
+        </w:rPr>
         <w:drawing>
           <wp:inline distT="0" distB="0" distL="0" distR="0" wp14:anchorId="532A06FC" wp14:editId="7B327517">
             <wp:extent cx="6159500" cy="2070100"/>
@@ -218,6 +227,9 @@
     <w:p/>
     <w:p>
       <w:r>
+        <w:rPr>
+          <w:noProof/>
+        </w:rPr>
         <w:drawing>
           <wp:inline distT="0" distB="0" distL="0" distR="0" wp14:anchorId="7543D239" wp14:editId="20889469">
             <wp:extent cx="5943600" cy="1853565"/>
@@ -274,6 +286,9 @@
     </w:p>
     <w:p>
       <w:r>
+        <w:rPr>
+          <w:noProof/>
+        </w:rPr>
         <w:drawing>
           <wp:inline distT="0" distB="0" distL="0" distR="0" wp14:anchorId="3ED8E690" wp14:editId="33CE81CE">
             <wp:extent cx="5943600" cy="1802765"/>
@@ -325,32 +340,19 @@
           <w:b/>
           <w:bCs/>
         </w:rPr>
-        <w:t>DRILL-DOWN Analysis (Year t</w:t>
-      </w:r>
-      <w:r>
-        <w:rPr>
-          <w:rFonts w:ascii="Times New Roman" w:hAnsi="Times New Roman" w:cs="Times New Roman"/>
-          <w:b/>
-          <w:bCs/>
-        </w:rPr>
-        <w:t>o quarter</w:t>
-      </w:r>
-      <w:r>
-        <w:rPr>
-          <w:rFonts w:ascii="Times New Roman" w:hAnsi="Times New Roman" w:cs="Times New Roman"/>
-          <w:b/>
-          <w:bCs/>
-        </w:rPr>
-        <w:t>)</w:t>
-      </w:r>
-    </w:p>
-    <w:p>
-      <w:pPr>
-        <w:tabs>
-          <w:tab w:val="left" w:pos="8590"/>
-        </w:tabs>
-      </w:pPr>
-      <w:r>
+        <w:t>DRILL-DOWN Analysis (Year to quarter)</w:t>
+      </w:r>
+    </w:p>
+    <w:p>
+      <w:pPr>
+        <w:tabs>
+          <w:tab w:val="left" w:pos="8590"/>
+        </w:tabs>
+      </w:pPr>
+      <w:r>
+        <w:rPr>
+          <w:noProof/>
+        </w:rPr>
         <w:drawing>
           <wp:inline distT="0" distB="0" distL="0" distR="0" wp14:anchorId="286D6987" wp14:editId="3B272B77">
             <wp:extent cx="5943600" cy="1189990"/>
@@ -422,6 +424,7 @@
         <w:rPr>
           <w:b/>
           <w:bCs/>
+          <w:noProof/>
         </w:rPr>
         <w:drawing>
           <wp:inline distT="0" distB="0" distL="0" distR="0" wp14:anchorId="5F0E9FD2" wp14:editId="6DBD8460">
@@ -534,6 +537,7 @@
         <w:rPr>
           <w:b/>
           <w:bCs/>
+          <w:noProof/>
         </w:rPr>
         <w:drawing>
           <wp:inline distT="0" distB="0" distL="0" distR="0" wp14:anchorId="66C0742F" wp14:editId="5EFF4728">
@@ -614,6 +618,7 @@
         <w:rPr>
           <w:b/>
           <w:bCs/>
+          <w:noProof/>
         </w:rPr>
         <w:drawing>
           <wp:inline distT="0" distB="0" distL="0" distR="0" wp14:anchorId="16FC688D" wp14:editId="521A1572">
@@ -686,23 +691,7 @@
           <w:b/>
           <w:bCs/>
         </w:rPr>
-        <w:t xml:space="preserve">-- Query </w:t>
-      </w:r>
-      <w:r>
-        <w:rPr>
-          <w:rFonts w:ascii="Times New Roman" w:hAnsi="Times New Roman" w:cs="Times New Roman"/>
-          <w:b/>
-          <w:bCs/>
-        </w:rPr>
-        <w:t>8</w:t>
-      </w:r>
-      <w:r>
-        <w:rPr>
-          <w:rFonts w:ascii="Times New Roman" w:hAnsi="Times New Roman" w:cs="Times New Roman"/>
-          <w:b/>
-          <w:bCs/>
-        </w:rPr>
-        <w:t>: PIVOT Analysis - Cross-tabulation</w:t>
+        <w:t>-- Query 8: PIVOT Analysis - Cross-tabulation</w:t>
       </w:r>
     </w:p>
     <w:p>
@@ -739,6 +728,7 @@
         <w:rPr>
           <w:b/>
           <w:bCs/>
+          <w:noProof/>
         </w:rPr>
         <w:drawing>
           <wp:inline distT="0" distB="0" distL="0" distR="0" wp14:anchorId="64D8BD6C" wp14:editId="20DDE08B">
@@ -800,23 +790,7 @@
           <w:b/>
           <w:bCs/>
         </w:rPr>
-        <w:t xml:space="preserve">Query </w:t>
-      </w:r>
-      <w:r>
-        <w:rPr>
-          <w:rFonts w:ascii="Times New Roman" w:hAnsi="Times New Roman" w:cs="Times New Roman"/>
-          <w:b/>
-          <w:bCs/>
-        </w:rPr>
-        <w:t>9</w:t>
-      </w:r>
-      <w:r>
-        <w:rPr>
-          <w:rFonts w:ascii="Times New Roman" w:hAnsi="Times New Roman" w:cs="Times New Roman"/>
-          <w:b/>
-          <w:bCs/>
-        </w:rPr>
-        <w:t>: Trend Analysis with Moving Averages</w:t>
+        <w:t>Query 9: Trend Analysis with Moving Averages</w:t>
       </w:r>
     </w:p>
     <w:p>
@@ -846,6 +820,9 @@
         </w:tabs>
       </w:pPr>
       <w:r>
+        <w:rPr>
+          <w:noProof/>
+        </w:rPr>
         <w:drawing>
           <wp:inline distT="0" distB="0" distL="0" distR="0" wp14:anchorId="76823B19" wp14:editId="64B3359F">
             <wp:extent cx="5943600" cy="2360930"/>
@@ -900,23 +877,7 @@
           <w:b/>
           <w:bCs/>
         </w:rPr>
-        <w:t>Query 1</w:t>
-      </w:r>
-      <w:r>
-        <w:rPr>
-          <w:rFonts w:ascii="Times New Roman" w:hAnsi="Times New Roman" w:cs="Times New Roman"/>
-          <w:b/>
-          <w:bCs/>
-        </w:rPr>
-        <w:t>0</w:t>
-      </w:r>
-      <w:r>
-        <w:rPr>
-          <w:rFonts w:ascii="Times New Roman" w:hAnsi="Times New Roman" w:cs="Times New Roman"/>
-          <w:b/>
-          <w:bCs/>
-        </w:rPr>
-        <w:t>: Anomaly Detection</w:t>
+        <w:t>Query 10: Anomaly Detection</w:t>
       </w:r>
     </w:p>
     <w:p>
@@ -953,6 +914,7 @@
         <w:rPr>
           <w:b/>
           <w:bCs/>
+          <w:noProof/>
         </w:rPr>
         <w:drawing>
           <wp:inline distT="0" distB="0" distL="0" distR="0" wp14:anchorId="33A41CBB" wp14:editId="771B5D66">
@@ -1061,6 +1023,7 @@
         <w:rPr>
           <w:b/>
           <w:bCs/>
+          <w:noProof/>
         </w:rPr>
         <w:drawing>
           <wp:inline distT="0" distB="0" distL="0" distR="0" wp14:anchorId="45B3ADED" wp14:editId="68FDDA07">
@@ -1087,6 +1050,403 @@
                     <a:xfrm>
                       <a:off x="0" y="0"/>
                       <a:ext cx="5943600" cy="2321560"/>
+                    </a:xfrm>
+                    <a:prstGeom prst="rect">
+                      <a:avLst/>
+                    </a:prstGeom>
+                  </pic:spPr>
+                </pic:pic>
+              </a:graphicData>
+            </a:graphic>
+          </wp:inline>
+        </w:drawing>
+      </w:r>
+    </w:p>
+    <w:p>
+      <w:pPr>
+        <w:tabs>
+          <w:tab w:val="left" w:pos="8590"/>
+        </w:tabs>
+        <w:rPr>
+          <w:b/>
+          <w:bCs/>
+        </w:rPr>
+      </w:pPr>
+    </w:p>
+    <w:p>
+      <w:pPr>
+        <w:tabs>
+          <w:tab w:val="left" w:pos="8590"/>
+        </w:tabs>
+        <w:rPr>
+          <w:b/>
+          <w:bCs/>
+        </w:rPr>
+      </w:pPr>
+    </w:p>
+    <w:p>
+      <w:pPr>
+        <w:tabs>
+          <w:tab w:val="left" w:pos="8590"/>
+        </w:tabs>
+        <w:rPr>
+          <w:b/>
+          <w:bCs/>
+        </w:rPr>
+      </w:pPr>
+    </w:p>
+    <w:p>
+      <w:pPr>
+        <w:tabs>
+          <w:tab w:val="left" w:pos="8590"/>
+        </w:tabs>
+        <w:rPr>
+          <w:b/>
+          <w:bCs/>
+        </w:rPr>
+      </w:pPr>
+    </w:p>
+    <w:p>
+      <w:pPr>
+        <w:tabs>
+          <w:tab w:val="left" w:pos="8590"/>
+        </w:tabs>
+        <w:rPr>
+          <w:b/>
+          <w:bCs/>
+        </w:rPr>
+      </w:pPr>
+    </w:p>
+    <w:p>
+      <w:pPr>
+        <w:tabs>
+          <w:tab w:val="left" w:pos="8590"/>
+        </w:tabs>
+        <w:rPr>
+          <w:b/>
+          <w:bCs/>
+        </w:rPr>
+      </w:pPr>
+    </w:p>
+    <w:p>
+      <w:pPr>
+        <w:tabs>
+          <w:tab w:val="left" w:pos="8590"/>
+        </w:tabs>
+        <w:rPr>
+          <w:b/>
+          <w:bCs/>
+        </w:rPr>
+      </w:pPr>
+    </w:p>
+    <w:p>
+      <w:pPr>
+        <w:tabs>
+          <w:tab w:val="left" w:pos="8590"/>
+        </w:tabs>
+        <w:rPr>
+          <w:b/>
+          <w:bCs/>
+        </w:rPr>
+      </w:pPr>
+    </w:p>
+    <w:p>
+      <w:pPr>
+        <w:tabs>
+          <w:tab w:val="left" w:pos="8590"/>
+        </w:tabs>
+        <w:rPr>
+          <w:b/>
+          <w:bCs/>
+        </w:rPr>
+      </w:pPr>
+      <w:r>
+        <w:rPr>
+          <w:b/>
+          <w:bCs/>
+        </w:rPr>
+        <w:t xml:space="preserve">-- </w:t>
+      </w:r>
+      <w:r>
+        <w:rPr>
+          <w:b/>
+          <w:bCs/>
+        </w:rPr>
+        <w:t>Masking student id</w:t>
+      </w:r>
+    </w:p>
+    <w:p>
+      <w:pPr>
+        <w:tabs>
+          <w:tab w:val="left" w:pos="8590"/>
+        </w:tabs>
+        <w:rPr>
+          <w:b/>
+          <w:bCs/>
+        </w:rPr>
+      </w:pPr>
+      <w:r>
+        <w:rPr>
+          <w:b/>
+          <w:bCs/>
+        </w:rPr>
+        <w:t xml:space="preserve">CREATE OR REPLACE VIEW </w:t>
+      </w:r>
+      <w:proofErr w:type="spellStart"/>
+      <w:r>
+        <w:rPr>
+          <w:b/>
+          <w:bCs/>
+        </w:rPr>
+        <w:t>vw_students_masked</w:t>
+      </w:r>
+      <w:proofErr w:type="spellEnd"/>
+      <w:r>
+        <w:rPr>
+          <w:b/>
+          <w:bCs/>
+        </w:rPr>
+        <w:t xml:space="preserve"> AS</w:t>
+      </w:r>
+    </w:p>
+    <w:p>
+      <w:pPr>
+        <w:tabs>
+          <w:tab w:val="left" w:pos="8590"/>
+        </w:tabs>
+        <w:rPr>
+          <w:b/>
+          <w:bCs/>
+        </w:rPr>
+      </w:pPr>
+      <w:r>
+        <w:rPr>
+          <w:b/>
+          <w:bCs/>
+        </w:rPr>
+        <w:t xml:space="preserve">SELECT </w:t>
+      </w:r>
+    </w:p>
+    <w:p>
+      <w:pPr>
+        <w:tabs>
+          <w:tab w:val="left" w:pos="8590"/>
+        </w:tabs>
+        <w:rPr>
+          <w:b/>
+          <w:bCs/>
+        </w:rPr>
+      </w:pPr>
+      <w:r>
+        <w:rPr>
+          <w:b/>
+          <w:bCs/>
+        </w:rPr>
+        <w:t xml:space="preserve">    </w:t>
+      </w:r>
+      <w:proofErr w:type="spellStart"/>
+      <w:r>
+        <w:rPr>
+          <w:b/>
+          <w:bCs/>
+        </w:rPr>
+        <w:t>mask_student_id</w:t>
+      </w:r>
+      <w:proofErr w:type="spellEnd"/>
+      <w:r>
+        <w:rPr>
+          <w:b/>
+          <w:bCs/>
+        </w:rPr>
+        <w:t>(</w:t>
+      </w:r>
+      <w:proofErr w:type="spellStart"/>
+      <w:r>
+        <w:rPr>
+          <w:b/>
+          <w:bCs/>
+        </w:rPr>
+        <w:t>student_id</w:t>
+      </w:r>
+      <w:proofErr w:type="spellEnd"/>
+      <w:r>
+        <w:rPr>
+          <w:b/>
+          <w:bCs/>
+        </w:rPr>
+        <w:t xml:space="preserve">) AS </w:t>
+      </w:r>
+      <w:proofErr w:type="spellStart"/>
+      <w:r>
+        <w:rPr>
+          <w:b/>
+          <w:bCs/>
+        </w:rPr>
+        <w:t>masked_student_id</w:t>
+      </w:r>
+      <w:proofErr w:type="spellEnd"/>
+      <w:r>
+        <w:rPr>
+          <w:b/>
+          <w:bCs/>
+        </w:rPr>
+        <w:t>,</w:t>
+      </w:r>
+    </w:p>
+    <w:p>
+      <w:pPr>
+        <w:tabs>
+          <w:tab w:val="left" w:pos="8590"/>
+        </w:tabs>
+        <w:rPr>
+          <w:b/>
+          <w:bCs/>
+        </w:rPr>
+      </w:pPr>
+      <w:r>
+        <w:rPr>
+          <w:b/>
+          <w:bCs/>
+        </w:rPr>
+        <w:t xml:space="preserve">    department,</w:t>
+      </w:r>
+    </w:p>
+    <w:p>
+      <w:pPr>
+        <w:tabs>
+          <w:tab w:val="left" w:pos="8590"/>
+        </w:tabs>
+        <w:rPr>
+          <w:b/>
+          <w:bCs/>
+        </w:rPr>
+      </w:pPr>
+      <w:r>
+        <w:rPr>
+          <w:b/>
+          <w:bCs/>
+        </w:rPr>
+        <w:t xml:space="preserve">    </w:t>
+      </w:r>
+      <w:proofErr w:type="spellStart"/>
+      <w:r>
+        <w:rPr>
+          <w:b/>
+          <w:bCs/>
+        </w:rPr>
+        <w:t>student_type</w:t>
+      </w:r>
+      <w:proofErr w:type="spellEnd"/>
+      <w:r>
+        <w:rPr>
+          <w:b/>
+          <w:bCs/>
+        </w:rPr>
+        <w:t>,</w:t>
+      </w:r>
+    </w:p>
+    <w:p>
+      <w:pPr>
+        <w:tabs>
+          <w:tab w:val="left" w:pos="8590"/>
+        </w:tabs>
+        <w:rPr>
+          <w:b/>
+          <w:bCs/>
+        </w:rPr>
+      </w:pPr>
+      <w:r>
+        <w:rPr>
+          <w:b/>
+          <w:bCs/>
+        </w:rPr>
+        <w:t xml:space="preserve">    </w:t>
+      </w:r>
+      <w:proofErr w:type="spellStart"/>
+      <w:r>
+        <w:rPr>
+          <w:b/>
+          <w:bCs/>
+        </w:rPr>
+        <w:t>enrollment_date</w:t>
+      </w:r>
+      <w:proofErr w:type="spellEnd"/>
+    </w:p>
+    <w:p>
+      <w:pPr>
+        <w:tabs>
+          <w:tab w:val="left" w:pos="8590"/>
+        </w:tabs>
+        <w:rPr>
+          <w:b/>
+          <w:bCs/>
+        </w:rPr>
+      </w:pPr>
+      <w:r>
+        <w:rPr>
+          <w:b/>
+          <w:bCs/>
+        </w:rPr>
+        <w:t xml:space="preserve">FROM </w:t>
+      </w:r>
+      <w:proofErr w:type="spellStart"/>
+      <w:r>
+        <w:rPr>
+          <w:b/>
+          <w:bCs/>
+        </w:rPr>
+        <w:t>dim_</w:t>
+      </w:r>
+      <w:proofErr w:type="gramStart"/>
+      <w:r>
+        <w:rPr>
+          <w:b/>
+          <w:bCs/>
+        </w:rPr>
+        <w:t>student</w:t>
+      </w:r>
+      <w:proofErr w:type="spellEnd"/>
+      <w:r>
+        <w:rPr>
+          <w:b/>
+          <w:bCs/>
+        </w:rPr>
+        <w:t>;</w:t>
+      </w:r>
+      <w:proofErr w:type="gramEnd"/>
+    </w:p>
+    <w:p>
+      <w:pPr>
+        <w:tabs>
+          <w:tab w:val="left" w:pos="8590"/>
+        </w:tabs>
+      </w:pPr>
+      <w:r>
+        <w:drawing>
+          <wp:inline distT="0" distB="0" distL="0" distR="0" wp14:anchorId="43F2BED6" wp14:editId="528FE2E5">
+            <wp:extent cx="5816899" cy="3073558"/>
+            <wp:effectExtent l="0" t="0" r="0" b="0"/>
+            <wp:docPr id="1747691438" name="Picture 1"/>
+            <wp:cNvGraphicFramePr>
+              <a:graphicFrameLocks xmlns:a="http://schemas.openxmlformats.org/drawingml/2006/main" noChangeAspect="1"/>
+            </wp:cNvGraphicFramePr>
+            <a:graphic xmlns:a="http://schemas.openxmlformats.org/drawingml/2006/main">
+              <a:graphicData uri="http://schemas.openxmlformats.org/drawingml/2006/picture">
+                <pic:pic xmlns:pic="http://schemas.openxmlformats.org/drawingml/2006/picture">
+                  <pic:nvPicPr>
+                    <pic:cNvPr id="1747691438" name=""/>
+                    <pic:cNvPicPr/>
+                  </pic:nvPicPr>
+                  <pic:blipFill>
+                    <a:blip r:embed="rId19"/>
+                    <a:stretch>
+                      <a:fillRect/>
+                    </a:stretch>
+                  </pic:blipFill>
+                  <pic:spPr>
+                    <a:xfrm>
+                      <a:off x="0" y="0"/>
+                      <a:ext cx="5816899" cy="3073558"/>
                     </a:xfrm>
                     <a:prstGeom prst="rect">
                       <a:avLst/>
@@ -1773,6 +2133,7 @@
   <w:style w:type="character" w:default="1" w:styleId="DefaultParagraphFont">
     <w:name w:val="Default Paragraph Font"/>
     <w:uiPriority w:val="1"/>
+    <w:semiHidden/>
     <w:unhideWhenUsed/>
   </w:style>
   <w:style w:type="table" w:default="1" w:styleId="TableNormal">
